--- a/letterheads/experts-medical-coding-academy/EMCA_Letterhead.docx
+++ b/letterheads/experts-medical-coding-academy/EMCA_Letterhead.docx
@@ -18,7 +18,7 @@
     <w:sectPr>
       <w:headerReference w:type="default" r:id="rId6"/>
       <w:pgSz w:w="11906" w:h="16838" w:orient="portrait"/>
-      <w:pgMar w:top="3165" w:right="1020" w:bottom="1460" w:left="1020" w:header="0" w:footer="0" w:gutter="0"/>
+      <w:pgMar w:top="3165" w:right="1020" w:bottom="1707" w:left="1020" w:header="0" w:footer="0" w:gutter="0"/>
       <w:pgNumType/>
       <w:docGrid w:linePitch="360"/>
     </w:sectPr>
